--- a/Docs/SpectrometerV2_Software_Architecture_and_Design_Rev_1.9.docx
+++ b/Docs/SpectrometerV2_Software_Architecture_and_Design_Rev_1.9.docx
@@ -784,7 +784,7 @@
           <w:b/>
           <w:color w:val="666666"/>
         </w:rPr>
-        <w:t xml:space="preserve">  [Planned]</w:t>
+        <w:t xml:space="preserve">  [Implemented]</w:t>
       </w:r>
     </w:p>
     <w:p>
